--- a/senedler/word/en/AIVanta Delivery Rules - Analytics (EN).docx
+++ b/senedler/word/en/AIVanta Delivery Rules - Analytics (EN).docx
@@ -66,7 +66,7 @@
           <w:color w:val="22262E"/>
           <w:sz w:val="21"/>
         </w:rPr>
-        <w:t>The General Delivery Rules apply here too. Below are the additions specific to analytics projects.</w:t>
+        <w:t>The General Rules fully apply. Below are the operational rules, tool stack and procedures specific to analytics projects.</w:t>
       </w:r>
     </w:p>
     <w:p>
@@ -84,7 +84,368 @@
           <w:color w:val="0B7A67"/>
           <w:sz w:val="26"/>
         </w:rPr>
-        <w:t>What we ask from the client</w:t>
+        <w:t>1. Tool stack (standard)</w:t>
+      </w:r>
+    </w:p>
+    <w:tbl>
+      <w:tblPr>
+        <w:tblW w:type="auto" w:w="0"/>
+        <w:jc w:val="center"/>
+        <w:tblLayout w:type="autofit"/>
+        <w:tblLook w:firstColumn="1" w:firstRow="1" w:lastColumn="0" w:lastRow="0" w:noHBand="0" w:noVBand="1" w:val="04A0"/>
+        <w:tblBorders>
+          <w:top w:val="single" w:sz="6" w:space="0" w:color="D7DBE0"/>
+          <w:left w:val="single" w:sz="6" w:space="0" w:color="D7DBE0"/>
+          <w:bottom w:val="single" w:sz="6" w:space="0" w:color="D7DBE0"/>
+          <w:right w:val="single" w:sz="6" w:space="0" w:color="D7DBE0"/>
+          <w:insideH w:val="single" w:sz="6" w:space="0" w:color="D7DBE0"/>
+          <w:insideV w:val="single" w:sz="6" w:space="0" w:color="D7DBE0"/>
+        </w:tblBorders>
+      </w:tblPr>
+      <w:tblGrid>
+        <w:gridCol w:w="4873"/>
+        <w:gridCol w:w="4873"/>
+      </w:tblGrid>
+      <w:tr>
+        <w:tc>
+          <w:tcPr>
+            <w:tcW w:type="dxa" w:w="4873"/>
+            <w:shd w:val="clear" w:fill="0B7A67"/>
+          </w:tcPr>
+          <w:p>
+            <w:r>
+              <w:rPr>
+                <w:rFonts w:ascii="Segoe UI" w:hAnsi="Segoe UI"/>
+                <w:b/>
+                <w:color w:val="FFFFFF"/>
+                <w:sz w:val="19"/>
+              </w:rPr>
+              <w:t>Purpose</w:t>
+            </w:r>
+          </w:p>
+        </w:tc>
+        <w:tc>
+          <w:tcPr>
+            <w:tcW w:type="dxa" w:w="4873"/>
+            <w:shd w:val="clear" w:fill="0B7A67"/>
+          </w:tcPr>
+          <w:p>
+            <w:r>
+              <w:rPr>
+                <w:rFonts w:ascii="Segoe UI" w:hAnsi="Segoe UI"/>
+                <w:b/>
+                <w:color w:val="FFFFFF"/>
+                <w:sz w:val="19"/>
+              </w:rPr>
+              <w:t>Tool</w:t>
+            </w:r>
+          </w:p>
+        </w:tc>
+      </w:tr>
+      <w:tr>
+        <w:tc>
+          <w:tcPr>
+            <w:tcW w:type="dxa" w:w="4873"/>
+          </w:tcPr>
+          <w:p>
+            <w:pPr>
+              <w:spacing w:after="40"/>
+            </w:pPr>
+            <w:r>
+              <w:rPr>
+                <w:rFonts w:ascii="Segoe UI" w:hAnsi="Segoe UI"/>
+                <w:color w:val="22262E"/>
+                <w:sz w:val="19"/>
+              </w:rPr>
+              <w:t>Transformation</w:t>
+            </w:r>
+          </w:p>
+        </w:tc>
+        <w:tc>
+          <w:tcPr>
+            <w:tcW w:type="dxa" w:w="4873"/>
+          </w:tcPr>
+          <w:p>
+            <w:pPr>
+              <w:spacing w:after="40"/>
+            </w:pPr>
+            <w:r>
+              <w:rPr>
+                <w:rFonts w:ascii="Segoe UI" w:hAnsi="Segoe UI"/>
+                <w:b/>
+                <w:color w:val="14181F"/>
+                <w:sz w:val="19"/>
+              </w:rPr>
+              <w:t>dbt</w:t>
+            </w:r>
+            <w:r>
+              <w:rPr>
+                <w:rFonts w:ascii="Segoe UI" w:hAnsi="Segoe UI"/>
+                <w:color w:val="22262E"/>
+                <w:sz w:val="19"/>
+              </w:rPr>
+              <w:t xml:space="preserve"> (tests + docs + lineage)</w:t>
+            </w:r>
+          </w:p>
+        </w:tc>
+      </w:tr>
+      <w:tr>
+        <w:tc>
+          <w:tcPr>
+            <w:tcW w:type="dxa" w:w="4873"/>
+            <w:shd w:val="clear" w:fill="F4F6F8"/>
+          </w:tcPr>
+          <w:p>
+            <w:pPr>
+              <w:spacing w:after="40"/>
+            </w:pPr>
+            <w:r>
+              <w:rPr>
+                <w:rFonts w:ascii="Segoe UI" w:hAnsi="Segoe UI"/>
+                <w:color w:val="22262E"/>
+                <w:sz w:val="19"/>
+              </w:rPr>
+              <w:t>Orchestration</w:t>
+            </w:r>
+          </w:p>
+        </w:tc>
+        <w:tc>
+          <w:tcPr>
+            <w:tcW w:type="dxa" w:w="4873"/>
+            <w:shd w:val="clear" w:fill="F4F6F8"/>
+          </w:tcPr>
+          <w:p>
+            <w:pPr>
+              <w:spacing w:after="40"/>
+            </w:pPr>
+            <w:r>
+              <w:rPr>
+                <w:rFonts w:ascii="Segoe UI" w:hAnsi="Segoe UI"/>
+                <w:b/>
+                <w:color w:val="14181F"/>
+                <w:sz w:val="19"/>
+              </w:rPr>
+              <w:t>Airflow</w:t>
+            </w:r>
+            <w:r>
+              <w:rPr>
+                <w:rFonts w:ascii="Segoe UI" w:hAnsi="Segoe UI"/>
+                <w:color w:val="22262E"/>
+                <w:sz w:val="19"/>
+              </w:rPr>
+              <w:t xml:space="preserve"> (cron / Dagster for small jobs)</w:t>
+            </w:r>
+          </w:p>
+        </w:tc>
+      </w:tr>
+      <w:tr>
+        <w:tc>
+          <w:tcPr>
+            <w:tcW w:type="dxa" w:w="4873"/>
+          </w:tcPr>
+          <w:p>
+            <w:pPr>
+              <w:spacing w:after="40"/>
+            </w:pPr>
+            <w:r>
+              <w:rPr>
+                <w:rFonts w:ascii="Segoe UI" w:hAnsi="Segoe UI"/>
+                <w:color w:val="22262E"/>
+                <w:sz w:val="19"/>
+              </w:rPr>
+              <w:t>Warehouse</w:t>
+            </w:r>
+          </w:p>
+        </w:tc>
+        <w:tc>
+          <w:tcPr>
+            <w:tcW w:type="dxa" w:w="4873"/>
+          </w:tcPr>
+          <w:p>
+            <w:pPr>
+              <w:spacing w:after="40"/>
+            </w:pPr>
+            <w:r>
+              <w:rPr>
+                <w:rFonts w:ascii="Segoe UI" w:hAnsi="Segoe UI"/>
+                <w:b/>
+                <w:color w:val="14181F"/>
+                <w:sz w:val="19"/>
+              </w:rPr>
+              <w:t>Snowflake</w:t>
+            </w:r>
+            <w:r>
+              <w:rPr>
+                <w:rFonts w:ascii="Segoe UI" w:hAnsi="Segoe UI"/>
+                <w:color w:val="22262E"/>
+                <w:sz w:val="19"/>
+              </w:rPr>
+              <w:t xml:space="preserve"> / </w:t>
+            </w:r>
+            <w:r>
+              <w:rPr>
+                <w:rFonts w:ascii="Segoe UI" w:hAnsi="Segoe UI"/>
+                <w:b/>
+                <w:color w:val="14181F"/>
+                <w:sz w:val="19"/>
+              </w:rPr>
+              <w:t>BigQuery</w:t>
+            </w:r>
+            <w:r>
+              <w:rPr>
+                <w:rFonts w:ascii="Segoe UI" w:hAnsi="Segoe UI"/>
+                <w:color w:val="22262E"/>
+                <w:sz w:val="19"/>
+              </w:rPr>
+              <w:t xml:space="preserve"> / </w:t>
+            </w:r>
+            <w:r>
+              <w:rPr>
+                <w:rFonts w:ascii="Segoe UI" w:hAnsi="Segoe UI"/>
+                <w:b/>
+                <w:color w:val="14181F"/>
+                <w:sz w:val="19"/>
+              </w:rPr>
+              <w:t>Postgres</w:t>
+            </w:r>
+          </w:p>
+        </w:tc>
+      </w:tr>
+      <w:tr>
+        <w:tc>
+          <w:tcPr>
+            <w:tcW w:type="dxa" w:w="4873"/>
+            <w:shd w:val="clear" w:fill="F4F6F8"/>
+          </w:tcPr>
+          <w:p>
+            <w:pPr>
+              <w:spacing w:after="40"/>
+            </w:pPr>
+            <w:r>
+              <w:rPr>
+                <w:rFonts w:ascii="Segoe UI" w:hAnsi="Segoe UI"/>
+                <w:color w:val="22262E"/>
+                <w:sz w:val="19"/>
+              </w:rPr>
+              <w:t>BI / dashboards</w:t>
+            </w:r>
+          </w:p>
+        </w:tc>
+        <w:tc>
+          <w:tcPr>
+            <w:tcW w:type="dxa" w:w="4873"/>
+            <w:shd w:val="clear" w:fill="F4F6F8"/>
+          </w:tcPr>
+          <w:p>
+            <w:pPr>
+              <w:spacing w:after="40"/>
+            </w:pPr>
+            <w:r>
+              <w:rPr>
+                <w:rFonts w:ascii="Segoe UI" w:hAnsi="Segoe UI"/>
+                <w:b/>
+                <w:color w:val="14181F"/>
+                <w:sz w:val="19"/>
+              </w:rPr>
+              <w:t>Power BI</w:t>
+            </w:r>
+            <w:r>
+              <w:rPr>
+                <w:rFonts w:ascii="Segoe UI" w:hAnsi="Segoe UI"/>
+                <w:color w:val="22262E"/>
+                <w:sz w:val="19"/>
+              </w:rPr>
+              <w:t xml:space="preserve"> / </w:t>
+            </w:r>
+            <w:r>
+              <w:rPr>
+                <w:rFonts w:ascii="Segoe UI" w:hAnsi="Segoe UI"/>
+                <w:b/>
+                <w:color w:val="14181F"/>
+                <w:sz w:val="19"/>
+              </w:rPr>
+              <w:t>Looker</w:t>
+            </w:r>
+            <w:r>
+              <w:rPr>
+                <w:rFonts w:ascii="Segoe UI" w:hAnsi="Segoe UI"/>
+                <w:color w:val="22262E"/>
+                <w:sz w:val="19"/>
+              </w:rPr>
+              <w:t xml:space="preserve"> / </w:t>
+            </w:r>
+            <w:r>
+              <w:rPr>
+                <w:rFonts w:ascii="Segoe UI" w:hAnsi="Segoe UI"/>
+                <w:b/>
+                <w:color w:val="14181F"/>
+                <w:sz w:val="19"/>
+              </w:rPr>
+              <w:t>Metabase</w:t>
+            </w:r>
+          </w:p>
+        </w:tc>
+      </w:tr>
+      <w:tr>
+        <w:tc>
+          <w:tcPr>
+            <w:tcW w:type="dxa" w:w="4873"/>
+          </w:tcPr>
+          <w:p>
+            <w:pPr>
+              <w:spacing w:after="40"/>
+            </w:pPr>
+            <w:r>
+              <w:rPr>
+                <w:rFonts w:ascii="Segoe UI" w:hAnsi="Segoe UI"/>
+                <w:color w:val="22262E"/>
+                <w:sz w:val="19"/>
+              </w:rPr>
+              <w:t>Masking</w:t>
+            </w:r>
+          </w:p>
+        </w:tc>
+        <w:tc>
+          <w:tcPr>
+            <w:tcW w:type="dxa" w:w="4873"/>
+          </w:tcPr>
+          <w:p>
+            <w:pPr>
+              <w:spacing w:after="40"/>
+            </w:pPr>
+            <w:r>
+              <w:rPr>
+                <w:rFonts w:ascii="Segoe UI" w:hAnsi="Segoe UI"/>
+                <w:color w:val="22262E"/>
+                <w:sz w:val="19"/>
+              </w:rPr>
+              <w:t>Faker / warehouse masking policy</w:t>
+            </w:r>
+          </w:p>
+        </w:tc>
+      </w:tr>
+    </w:tbl>
+    <w:p>
+      <w:pPr>
+        <w:spacing w:after="80"/>
+      </w:pPr>
+    </w:p>
+    <w:p>
+      <w:pPr>
+        <w:keepNext/>
+        <w:spacing w:before="280" w:after="100"/>
+        <w:pBdr>
+          <w:bottom w:val="single" w:sz="6" w:space="3" w:color="D7DBE0"/>
+        </w:pBdr>
+      </w:pPr>
+      <w:r>
+        <w:rPr>
+          <w:rFonts w:ascii="Segoe UI" w:hAnsi="Segoe UI"/>
+          <w:b/>
+          <w:color w:val="0B7A67"/>
+          <w:sz w:val="26"/>
+        </w:rPr>
+        <w:t>2. What we ask from the client</w:t>
       </w:r>
     </w:p>
     <w:p>
@@ -99,7 +460,7 @@
           <w:color w:val="14181F"/>
           <w:sz w:val="21"/>
         </w:rPr>
-        <w:t>Read-only access to data sources:</w:t>
+        <w:t>Read-only access:</w:t>
       </w:r>
       <w:r>
         <w:rPr>
@@ -107,7 +468,7 @@
           <w:color w:val="22262E"/>
           <w:sz w:val="21"/>
         </w:rPr>
-        <w:t xml:space="preserve"> a read-only replica or a dedicated analytics user where possible. </w:t>
+        <w:t xml:space="preserve"> a read-only replica or a dedicated analytics user. </w:t>
       </w:r>
       <w:r>
         <w:rPr>
@@ -116,7 +477,7 @@
           <w:color w:val="14181F"/>
           <w:sz w:val="21"/>
         </w:rPr>
-        <w:t>We never ask for write access to a production database.</w:t>
+        <w:t>We never ask for write access to a production database — never.</w:t>
       </w:r>
     </w:p>
     <w:p>
@@ -130,7 +491,7 @@
           <w:color w:val="22262E"/>
           <w:sz w:val="21"/>
         </w:rPr>
-        <w:t>Contact with the owners of the source systems (CRM admin, DB admin) — so schema questions get answered directly.</w:t>
+        <w:t>Contact with the source-system owners (CRM admin, DB admin) — for schema questions.</w:t>
       </w:r>
     </w:p>
     <w:p>
@@ -153,7 +514,7 @@
           <w:color w:val="22262E"/>
           <w:sz w:val="21"/>
         </w:rPr>
-        <w:t xml:space="preserve"> a business-side owner for every metric — they approve its definition.</w:t>
+        <w:t xml:space="preserve"> a business-side owner for every metric (they approve its definition).</w:t>
       </w:r>
     </w:p>
     <w:p>
@@ -176,7 +537,7 @@
           <w:color w:val="22262E"/>
           <w:sz w:val="21"/>
         </w:rPr>
-        <w:t xml:space="preserve"> where the warehouse lives — the client's cloud (separate project) or a VM (standard spec: see General Rules; disk can be increased for data volume). The BI tool is chosen to match existing licenses (Power BI / Looker / Metabase / Grafana).</w:t>
+        <w:t xml:space="preserve"> where the warehouse lives — the client's cloud (separate project) or a VM (standard spec; disk can grow with data volume). The BI tool follows existing licenses.</w:t>
       </w:r>
     </w:p>
     <w:p>
@@ -194,7 +555,7 @@
           <w:color w:val="0B7A67"/>
           <w:sz w:val="26"/>
         </w:rPr>
-        <w:t>Data rules</w:t>
+        <w:t>3. Data rules</w:t>
       </w:r>
     </w:p>
     <w:p>
@@ -239,7 +600,47 @@
           <w:color w:val="22262E"/>
           <w:sz w:val="21"/>
         </w:rPr>
-        <w:t>Queries must not strain the source systems: heavy queries run outside business hours / against a replica; the first run is agreed with the DB admin in advance.</w:t>
+        <w:t xml:space="preserve">Queries must not </w:t>
+      </w:r>
+      <w:r>
+        <w:rPr>
+          <w:rFonts w:ascii="Segoe UI" w:hAnsi="Segoe UI"/>
+          <w:b/>
+          <w:color w:val="14181F"/>
+          <w:sz w:val="21"/>
+        </w:rPr>
+        <w:t>strain the source:</w:t>
+      </w:r>
+      <w:r>
+        <w:rPr>
+          <w:rFonts w:ascii="Segoe UI" w:hAnsi="Segoe UI"/>
+          <w:color w:val="22262E"/>
+          <w:sz w:val="21"/>
+        </w:rPr>
+        <w:t xml:space="preserve"> heavy queries run outside business hours / against a replica; the first run is agreed with the DB admin.</w:t>
+      </w:r>
+    </w:p>
+    <w:p>
+      <w:pPr>
+        <w:pStyle w:val="ListBullet"/>
+        <w:spacing w:after="80"/>
+      </w:pPr>
+      <w:r>
+        <w:rPr>
+          <w:rFonts w:ascii="Segoe UI" w:hAnsi="Segoe UI"/>
+          <w:b/>
+          <w:color w:val="14181F"/>
+          <w:sz w:val="21"/>
+        </w:rPr>
+        <w:t>Runaway-cost</w:t>
+      </w:r>
+      <w:r>
+        <w:rPr>
+          <w:rFonts w:ascii="Segoe UI" w:hAnsi="Segoe UI"/>
+          <w:color w:val="22262E"/>
+          <w:sz w:val="21"/>
+        </w:rPr>
+        <w:t xml:space="preserve"> control: an uncontrolled heavy query on Snowflake/BigQuery can create a large bill — queries are optimized and limited (a forgotten risk).</w:t>
       </w:r>
     </w:p>
     <w:p>
@@ -253,7 +654,41 @@
           <w:color w:val="22262E"/>
           <w:sz w:val="21"/>
         </w:rPr>
-        <w:t>Fields containing PII appear in dashboards only when strictly needed, behind role-based access.</w:t>
+        <w:t xml:space="preserve">PII fields appear in dashboards only when necessary + behind </w:t>
+      </w:r>
+      <w:r>
+        <w:rPr>
+          <w:rFonts w:ascii="Segoe UI" w:hAnsi="Segoe UI"/>
+          <w:b/>
+          <w:color w:val="14181F"/>
+          <w:sz w:val="21"/>
+        </w:rPr>
+        <w:t>role-based access (RLS)</w:t>
+      </w:r>
+      <w:r>
+        <w:rPr>
+          <w:rFonts w:ascii="Segoe UI" w:hAnsi="Segoe UI"/>
+          <w:color w:val="22262E"/>
+          <w:sz w:val="21"/>
+        </w:rPr>
+        <w:t xml:space="preserve">; with </w:t>
+      </w:r>
+      <w:r>
+        <w:rPr>
+          <w:rFonts w:ascii="Segoe UI" w:hAnsi="Segoe UI"/>
+          <w:b/>
+          <w:color w:val="14181F"/>
+          <w:sz w:val="21"/>
+        </w:rPr>
+        <w:t>masking</w:t>
+      </w:r>
+      <w:r>
+        <w:rPr>
+          <w:rFonts w:ascii="Segoe UI" w:hAnsi="Segoe UI"/>
+          <w:color w:val="22262E"/>
+          <w:sz w:val="21"/>
+        </w:rPr>
+        <w:t xml:space="preserve"> where needed.</w:t>
       </w:r>
     </w:p>
     <w:p>
@@ -271,7 +706,7 @@
           <w:color w:val="0B7A67"/>
           <w:sz w:val="26"/>
         </w:rPr>
-        <w:t>Metric rules</w:t>
+        <w:t>4. Metric rules (semantic layer)</w:t>
       </w:r>
     </w:p>
     <w:p>
@@ -308,7 +743,38 @@
           <w:color w:val="22262E"/>
           <w:sz w:val="21"/>
         </w:rPr>
-        <w:t>When a definition changes, the document is updated and the change is dated — that is how "this number was different last month" situations are prevented.</w:t>
+        <w:t xml:space="preserve">A single source (dbt / semantic layer) — </w:t>
+      </w:r>
+      <w:r>
+        <w:rPr>
+          <w:rFonts w:ascii="Segoe UI" w:hAnsi="Segoe UI"/>
+          <w:b/>
+          <w:color w:val="14181F"/>
+          <w:sz w:val="21"/>
+        </w:rPr>
+        <w:t>every dashboard uses the same definition.</w:t>
+      </w:r>
+      <w:r>
+        <w:rPr>
+          <w:rFonts w:ascii="Segoe UI" w:hAnsi="Segoe UI"/>
+          <w:color w:val="22262E"/>
+          <w:sz w:val="21"/>
+        </w:rPr>
+        <w:t xml:space="preserve"> Otherwise executives see conflicting numbers (the most common problem).</w:t>
+      </w:r>
+    </w:p>
+    <w:p>
+      <w:pPr>
+        <w:pStyle w:val="ListBullet"/>
+        <w:spacing w:after="80"/>
+      </w:pPr>
+      <w:r>
+        <w:rPr>
+          <w:rFonts w:ascii="Segoe UI" w:hAnsi="Segoe UI"/>
+          <w:color w:val="22262E"/>
+          <w:sz w:val="21"/>
+        </w:rPr>
+        <w:t>When a definition changes, the document is updated + dated.</w:t>
       </w:r>
     </w:p>
     <w:p>
@@ -349,7 +815,7 @@
           <w:color w:val="0B7A67"/>
           <w:sz w:val="26"/>
         </w:rPr>
-        <w:t>The validation rule</w:t>
+        <w:t>5. Validation rule</w:t>
       </w:r>
     </w:p>
     <w:p>
@@ -394,7 +860,7 @@
           <w:color w:val="22262E"/>
           <w:sz w:val="21"/>
         </w:rPr>
-        <w:t xml:space="preserve"> Without this approval the dashboard is not opened to users.</w:t>
+        <w:t xml:space="preserve"> Without this approval the dashboard is not opened.</w:t>
       </w:r>
     </w:p>
     <w:p>
@@ -412,7 +878,30 @@
           <w:color w:val="0B7A67"/>
           <w:sz w:val="26"/>
         </w:rPr>
-        <w:t>Refresh and alerts</w:t>
+        <w:t>6. Refresh and testing</w:t>
+      </w:r>
+    </w:p>
+    <w:p>
+      <w:pPr>
+        <w:pStyle w:val="ListBullet"/>
+        <w:spacing w:after="80"/>
+      </w:pPr>
+      <w:r>
+        <w:rPr>
+          <w:rFonts w:ascii="Segoe UI" w:hAnsi="Segoe UI"/>
+          <w:b/>
+          <w:color w:val="14181F"/>
+          <w:sz w:val="21"/>
+        </w:rPr>
+        <w:t>dbt tests:</w:t>
+      </w:r>
+      <w:r>
+        <w:rPr>
+          <w:rFonts w:ascii="Segoe UI" w:hAnsi="Segoe UI"/>
+          <w:color w:val="22262E"/>
+          <w:sz w:val="21"/>
+        </w:rPr>
+        <w:t xml:space="preserve"> freshness, uniqueness, not-null — part of the pipeline.</w:t>
       </w:r>
     </w:p>
     <w:p>
@@ -440,7 +929,7 @@
           <w:color w:val="22262E"/>
           <w:sz w:val="21"/>
         </w:rPr>
-        <w:t>On a pipeline failure: who gets the alert and what to do — in the runbook.</w:t>
+        <w:t>On a pipeline failure → who gets the alert and what to do — in the runbook.</w:t>
       </w:r>
     </w:p>
     <w:p>
@@ -454,7 +943,7 @@
           <w:color w:val="22262E"/>
           <w:sz w:val="21"/>
         </w:rPr>
-        <w:t>Refresh windows are scheduled away from the source systems' peak hours.</w:t>
+        <w:t>Refresh windows are away from the source's peak hours.</w:t>
       </w:r>
     </w:p>
     <w:p>
@@ -472,7 +961,7 @@
           <w:color w:val="0B7A67"/>
           <w:sz w:val="26"/>
         </w:rPr>
-        <w:t>Extra handover items</w:t>
+        <w:t>7. Extra handover items</w:t>
       </w:r>
     </w:p>
     <w:p>
@@ -497,10 +986,19 @@
       <w:r>
         <w:rPr>
           <w:rFonts w:ascii="Segoe UI" w:hAnsi="Segoe UI"/>
+          <w:b/>
+          <w:color w:val="14181F"/>
+          <w:sz w:val="21"/>
+        </w:rPr>
+        <w:t>Pipeline diagram + lineage:</w:t>
+      </w:r>
+      <w:r>
+        <w:rPr>
+          <w:rFonts w:ascii="Segoe UI" w:hAnsi="Segoe UI"/>
           <w:color w:val="22262E"/>
           <w:sz w:val="21"/>
         </w:rPr>
-        <w:t>Pipeline diagram: source → transformation → warehouse → dashboard.</w:t>
+        <w:t xml:space="preserve"> source → transformation → warehouse → dashboard (dbt docs).</w:t>
       </w:r>
     </w:p>
     <w:p>
@@ -514,7 +1012,7 @@
           <w:color w:val="22262E"/>
           <w:sz w:val="21"/>
         </w:rPr>
-        <w:t>A guide for adding users / granting access.</w:t>
+        <w:t>A guide for adding a user / granting access.</w:t>
       </w:r>
     </w:p>
     <w:p>
@@ -528,7 +1026,7 @@
           <w:color w:val="22262E"/>
           <w:sz w:val="21"/>
         </w:rPr>
-        <w:t>A short path for adding a new metric in the future (whether they do it or we do — same rules either way).</w:t>
+        <w:t>A short path for adding a new metric in the future (whether they do it or we do — same rules).</w:t>
       </w:r>
     </w:p>
     <w:sectPr>
